--- a/Doc/Patent/redakciya_2026-08-09/Блоки_устройства_ред_2026-08-09.docx
+++ b/Doc/Patent/redakciya_2026-08-09/Блоки_устройства_ред_2026-08-09.docx
@@ -454,7 +454,16 @@
         <w:t>только</w:t>
       </w:r>
       <w:r>
-        <w:t xml:space="preserve"> по участкам, отнесённым к содержащим отклик (перечень приходит со второго выхода блока 10). При одном вычислителе вырождается в локальную пересборку данных, конвейер сохраняется.</w:t>
+        <w:t xml:space="preserve"> по участкам, отнесённым к содержащим отклик (перечень приходит со второго выхода блока 10). При одном вычислителе вырождается в локальную пересборку данных, конвейер сохраняется. В кластерном исполнении вычислители сгруппированы в узлы, соединённые сетью с прямым доступом к памяти: обменные интерфейсы блоков 21 разных узлов соединены через эту сеть, межузловое перераспределение ведётся </w:t>
+      </w:r>
+      <w:r>
+        <w:rPr>
+          <w:b/>
+        </w:rPr>
+        <w:t>по тем же правилам</w:t>
+      </w:r>
+      <w:r>
+        <w:t xml:space="preserve"> (непрерывные блоки, порции, статическое расписание, два прохода), а принятые данные между узлами не передаются — разделение потока выполнено на входе трактом 2.</w:t>
       </w:r>
     </w:p>
     <w:p>
